--- a/topics/downloads/xr-directions.docx
+++ b/topics/downloads/xr-directions.docx
@@ -15,7 +15,7 @@
         <ns0:pStyle ns0:val="Normal"/>
       </ns0:pPr>
       <ns0:r>
-        <ns0:t xml:space="preserve">2026-10-13 · 修订版 3</ns0:t>
+        <ns0:t xml:space="preserve">2026-10-14 · 修订版 5</ns0:t>
       </ns0:r>
     </ns0:p>
     <ns0:p>
@@ -31,7 +31,7 @@
         <ns0:pStyle ns0:val="Normal"/>
       </ns0:pPr>
       <ns0:r>
-        <ns0:t xml:space="preserve">沿用本地原文摘录及既有笔记；本轮重点修订分类、支撑关系与研究假设。此前 385 条目中有 225 篇为摘要级初读，不把重组当全文复核。</ns0:t>
+        <ns0:t xml:space="preserve">沿用本地原文摘录及既有笔记；本轮重点修订分类、支撑关系与研究假设。此前 385 条目中有 225 篇为摘要级初读，不把重组当全文复核。 2026-10-14 修订 XR-C 的 12 篇支撑定位，重点核对 State-Change Counterfactuals、VANS、GIVE 方法与消融；增加 6 篇公开方法／原理参考，未独立复现。</ns0:t>
       </ns0:r>
     </ns0:p>
     <ns0:p>
@@ -127,23 +127,23 @@
         <ns0:pStyle ns0:val="Normal"/>
       </ns0:pPr>
       <ns0:r>
-        <ns0:t xml:space="preserve">原论文已建立：VOID 已做对象移除及下游物理交互重生成。</ns0:t>
-      </ns0:r>
-    </ns0:p>
-    <ns0:p>
-      <ns0:pPr>
-        <ns0:pStyle ns0:val="Normal"/>
-      </ns0:pPr>
-      <ns0:r>
-        <ns0:t xml:space="preserve">如何支撑 XR：把“删物体”扩展为漏步骤、换动作及多跳后果，是直接编辑基线。</ns0:t>
-      </ns0:r>
-    </ns0:p>
-    <ns0:p>
-      <ns0:pPr>
-        <ns0:pStyle ns0:val="Normal"/>
-      </ns0:pPr>
-      <ns0:r>
-        <ns0:t xml:space="preserve">仍缺什么证据：已有因果编辑；新方向不能只声称首次传播后果。任意机制改变和教学增益尚未建立。</ns0:t>
+        <ns0:t xml:space="preserve">原论文已建立：VOID 用配对仿真数据、quadmask 和影响范围判断，学习对象删除后的交互重生成。</ns0:t>
+      </ns0:r>
+    </ns0:p>
+    <ns0:p>
+      <ns0:pPr>
+        <ns0:pStyle ns0:val="Normal"/>
+      </ns0:pPr>
+      <ns0:r>
+        <ns0:t xml:space="preserve">如何支撑 XR：作为选择性后果编辑基线；分离影响范围判断与连续视觉执行，VLM 无需独自求解稠密运动。</ns0:t>
+      </ns0:r>
+    </ns0:p>
+    <ns0:p>
+      <ns0:pPr>
+        <ns0:pStyle ns0:val="Normal"/>
+      </ns0:pPr>
+      <ns0:r>
+        <ns0:t xml:space="preserve">仍缺什么证据：已有删除后果传播贡献；动作替换、未知机制和多步组合泛化尚需新增证据。</ns0:t>
       </ns0:r>
     </ns0:p>
     <ns0:p>
@@ -189,31 +189,31 @@
         <ns0:pStyle ns0:val="Normal"/>
       </ns0:pPr>
       <ns0:r>
-        <ns0:t xml:space="preserve">原论文已建立：GIVE 以编辑前后的几何条件控制变换及次生视觉效果。</ns0:t>
-      </ns0:r>
-    </ns0:p>
-    <ns0:p>
-      <ns0:pPr>
-        <ns0:pStyle ns0:val="Normal"/>
-      </ns0:pPr>
-      <ns0:r>
-        <ns0:t xml:space="preserve">如何支撑 XR：用状态前后差异连接操作计划与视频执行；检验应变与应保持内容。</ns0:t>
-      </ns0:r>
-    </ns0:p>
-    <ns0:p>
-      <ns0:pPr>
-        <ns0:pStyle ns0:val="Normal"/>
-      </ns0:pPr>
-      <ns0:r>
-        <ns0:t xml:space="preserve">仍缺什么证据：已知几何条件不是未知机制推断，也未保证跨对象长链因果。</ns0:t>
-      </ns0:r>
-    </ns0:p>
-    <ns0:p>
-      <ns0:pPr>
-        <ns0:pStyle ns0:val="Normal"/>
-      </ns0:pPr>
-      <ns0:r>
-        <ns0:t xml:space="preserve">依据：PDF p.1 方法 / pre/post geometric specification；PDF p.19 原文局限 / newly exposed moving hand</ns0:t>
+        <ns0:t xml:space="preserve">原论文已建立：GIVE 用前／后几何条件与配对训练，实现对象变换及未逐像素指定的阴影、反射等效果。</ns0:t>
+      </ns0:r>
+    </ns0:p>
+    <ns0:p>
+      <ns0:pPr>
+        <ns0:pStyle ns0:val="Normal"/>
+      </ns0:pPr>
+      <ns0:r>
+        <ns0:t xml:space="preserve">如何支撑 XR：借用状态变化到视频执行的接口；外部条件和内部学到的次生效果应同时评价。</ns0:t>
+      </ns0:r>
+    </ns0:p>
+    <ns0:p>
+      <ns0:pPr>
+        <ns0:pStyle ns0:val="Normal"/>
+      </ns0:pPr>
+      <ns0:r>
+        <ns0:t xml:space="preserve">仍缺什么证据：给定几何的执行已有贡献；未知机制推断和长链动力学属于尚待验证的扩展。</ns0:t>
+      </ns0:r>
+    </ns0:p>
+    <ns0:p>
+      <ns0:pPr>
+        <ns0:pStyle ns0:val="Normal"/>
+      </ns0:pPr>
+      <ns0:r>
+        <ns0:t xml:space="preserve">依据：arXiv:2606.24225v1：几何条件表示、四路条件与时间 RoPE、配对训练数据、几何通道及位置编码消融、局限。</ns0:t>
       </ns0:r>
     </ns0:p>
     <ns0:p>
@@ -251,31 +251,31 @@
         <ns0:pStyle ns0:val="Normal"/>
       </ns0:pPr>
       <ns0:r>
-        <ns0:t xml:space="preserve">原论文已建立：VANS 用 VLM 预测下一事件，再以 Joint-GRPO 对齐描述和视频生成。</ns0:t>
-      </ns0:r>
-    </ns0:p>
-    <ns0:p>
-      <ns0:pPr>
-        <ns0:pStyle ns0:val="Normal"/>
-      </ns0:pPr>
-      <ns0:r>
-        <ns0:t xml:space="preserve">如何支撑 XR：提供 context-to-video 接口及模块对齐参照。</ns0:t>
-      </ns0:r>
-    </ns0:p>
-    <ns0:p>
-      <ns0:pPr>
-        <ns0:pStyle ns0:val="Normal"/>
-      </ns0:pPr>
-      <ns0:r>
-        <ns0:t xml:space="preserve">仍缺什么证据：下一事件正确不等于成对干预有效；CLIP/FVD 等指标不能独立证明因果执行。</ns0:t>
-      </ns0:r>
-    </ns0:p>
-    <ns0:p>
-      <ns0:pPr>
-        <ns0:pStyle ns0:val="Normal"/>
-      </ns0:pPr>
-      <ns0:r>
-        <ns0:t xml:space="preserve">依据：PDF p.1 任务 / Video-NextEvent Prediction；PDF p.5 两阶段机制 / Stage 2: Context-Faithful；PDF p.5 奖励 / CLIPScore</ns0:t>
+        <ns0:t xml:space="preserve">原论文已建立：VANS 先固定 VDM 用生成反馈优化 VLM，再固定 VLM 优化 VDM；消融支持分阶段对齐。</ns0:t>
+      </ns0:r>
+    </ns0:p>
+    <ns0:p>
+      <ns0:pPr>
+        <ns0:pStyle ns0:val="Normal"/>
+      </ns0:pPr>
+      <ns0:r>
+        <ns0:t xml:space="preserve">如何支撑 XR：借鉴可训练的推理—生成接口；先稳定状态控制，再用独立状态反馈优化执行。</ns0:t>
+      </ns0:r>
+    </ns0:p>
+    <ns0:p>
+      <ns0:pPr>
+        <ns0:pStyle ns0:val="Normal"/>
+      </ns0:pPr>
+      <ns0:r>
+        <ns0:t xml:space="preserve">仍缺什么证据：任务含假设性问句，但现有指标未独立建立同历史干预下的多步后果与 Keep。</ns0:t>
+      </ns0:r>
+    </ns0:p>
+    <ns0:p>
+      <ns0:pPr>
+        <ns0:pStyle ns0:val="Normal"/>
+      </ns0:pPr>
+      <ns0:r>
+        <ns0:t xml:space="preserve">依据：arXiv:2511.16669：Joint-GRPO 两阶段方法、奖励设计及消融；任务和数据中的 procedural／predictive／hypothetical 问句。</ns0:t>
       </ns0:r>
     </ns0:p>
     <ns0:p>
@@ -313,31 +313,31 @@
         <ns0:pStyle ns0:val="Normal"/>
       </ns0:pPr>
       <ns0:r>
-        <ns0:t xml:space="preserve">原论文已建立：状态变化反事实将遗漏、乱序及动作前后状态纳入视频表征训练。</ns0:t>
-      </ns0:r>
-    </ns0:p>
-    <ns0:p>
-      <ns0:pPr>
-        <ns0:pStyle ns0:val="Normal"/>
-      </ns0:pPr>
-      <ns0:r>
-        <ns0:t xml:space="preserve">如何支撑 XR：可构造步骤错误—状态后果监督，帮助确定应该编辑什么。</ns0:t>
-      </ns0:r>
-    </ns0:p>
-    <ns0:p>
-      <ns0:pPr>
-        <ns0:pStyle ns0:val="Normal"/>
-      </ns0:pPr>
-      <ns0:r>
-        <ns0:t xml:space="preserve">仍缺什么证据：原任务是视频理解，未训练反事实视频生成器。</ns0:t>
-      </ns0:r>
-    </ns0:p>
-    <ns0:p>
-      <ns0:pPr>
-        <ns0:pStyle ns0:val="Normal"/>
-      </ns0:pPr>
-      <ns0:r>
-        <ns0:t xml:space="preserve">依据：PDF p.1 任务与机制 / state-change descriptions；PDF p.8 生成边界 / synthetic long-form videos</ns0:t>
+        <ns0:t xml:space="preserve">原论文已建立：LLM 构造动作前后状态及错误结果等反事实文本，经帧／片段／视频层次训练程序表征。</ns0:t>
+      </ns0:r>
+    </ns0:p>
+    <ns0:p>
+      <ns0:pPr>
+        <ns0:pStyle ns0:val="Normal"/>
+      </ns0:pPr>
+      <ns0:r>
+        <ns0:t xml:space="preserve">如何支撑 XR：状态监督可迁移为结果验证器或生成器关系对齐；需对状态监督与蒸馏分别做消融。</ns0:t>
+      </ns0:r>
+    </ns0:p>
+    <ns0:p>
+      <ns0:pPr>
+        <ns0:pStyle ns0:val="Normal"/>
+      </ns0:pPr>
+      <ns0:r>
+        <ns0:t xml:space="preserve">仍缺什么证据：原工作验证理解表征；反事实文本并非成对生成视频，生成迁移与因果可识别性仍需验证。</ns0:t>
+      </ns0:r>
+    </ns0:p>
+    <ns0:p>
+      <ns0:pPr>
+        <ns0:pStyle ns0:val="Normal"/>
+      </ns0:pPr>
+      <ns0:r>
+        <ns0:t xml:space="preserve">依据：arXiv:2503.21055v6：方法中的多层次状态变化对比学习；实验与消融；结尾关于合成长视频的未来工作。</ns0:t>
       </ns0:r>
     </ns0:p>
     <ns0:p>
@@ -375,23 +375,23 @@
         <ns0:pStyle ns0:val="Normal"/>
       </ns0:pPr>
       <ns0:r>
-        <ns0:t xml:space="preserve">原论文已建立：ArtiMo 结合 URDF、动作规划和渲染反馈生成关节物体动画。</ns0:t>
-      </ns0:r>
-    </ns0:p>
-    <ns0:p>
-      <ns0:pPr>
-        <ns0:pStyle ns0:val="Normal"/>
-      </ns0:pPr>
-      <ns0:r>
-        <ns0:t xml:space="preserve">如何支撑 XR：在已知锁扣、关节与联动规则下提供机制受控的初始实验。</ns0:t>
-      </ns0:r>
-    </ns0:p>
-    <ns0:p>
-      <ns0:pPr>
-        <ns0:pStyle ns0:val="Normal"/>
-      </ns0:pPr>
-      <ns0:r>
-        <ns0:t xml:space="preserve">仍缺什么证据：依赖正确关节结构；运动学正确不等于完整受力仿真。</ns0:t>
+        <ns0:t xml:space="preserve">原论文已建立：URDF 结构、动作规划与渲染反馈支持受关节约束的可执行动画。</ns0:t>
+      </ns0:r>
+    </ns0:p>
+    <ns0:p>
+      <ns0:pPr>
+        <ns0:pStyle ns0:val="Normal"/>
+      </ns0:pPr>
+      <ns0:r>
+        <ns0:t xml:space="preserve">如何支撑 XR：用已知关节／联动规则构造状态控制基线，分开测试隐藏前提识别和约束执行。</ns0:t>
+      </ns0:r>
+    </ns0:p>
+    <ns0:p>
+      <ns0:pPr>
+        <ns0:pStyle ns0:val="Normal"/>
+      </ns0:pPr>
+      <ns0:r>
+        <ns0:t xml:space="preserve">仍缺什么证据：依赖结构质量；运动学成果不自动覆盖完整受力物理或未知机制发现。</ns0:t>
       </ns0:r>
     </ns0:p>
     <ns0:p>
@@ -437,23 +437,23 @@
         <ns0:pStyle ns0:val="Normal"/>
       </ns0:pPr>
       <ns0:r>
-        <ns0:t xml:space="preserve">原论文已建立：RealWonder 用物理仿真把动作转为光流／RGB 视频条件。</ns0:t>
-      </ns0:r>
-    </ns0:p>
-    <ns0:p>
-      <ns0:pPr>
-        <ns0:pStyle ns0:val="Normal"/>
-      </ns0:pPr>
-      <ns0:r>
-        <ns0:t xml:space="preserve">如何支撑 XR：可拆分机制推断、仿真和视觉执行的误差，并提供模拟器基线。</ns0:t>
-      </ns0:r>
-    </ns0:p>
-    <ns0:p>
-      <ns0:pPr>
-        <ns0:pStyle ns0:val="Normal"/>
-      </ns0:pPr>
-      <ns0:r>
-        <ns0:t xml:space="preserve">仍缺什么证据：单图重建错误会传递；不能把仿真正确归因于生成器独立学会物理。</ns0:t>
+        <ns0:t xml:space="preserve">原论文已建立：物理仿真把力／动作变成光流和 RGB 条件，视频模型将其转为视觉输出。</ns0:t>
+      </ns0:r>
+    </ns0:p>
+    <ns0:p>
+      <ns0:pPr>
+        <ns0:pStyle ns0:val="Normal"/>
+      </ns0:pPr>
+      <ns0:r>
+        <ns0:t xml:space="preserve">如何支撑 XR：提供动作条件生成与仿真基线；用真值／预测重建区分三维、动力学和视觉误差。</ns0:t>
+      </ns0:r>
+    </ns0:p>
+    <ns0:p>
+      <ns0:pPr>
+        <ns0:pStyle ns0:val="Normal"/>
+      </ns0:pPr>
+      <ns0:r>
+        <ns0:t xml:space="preserve">仍缺什么证据：重建误差会传递；轨迹执行与生成器自主推断机制是不同主张。</ns0:t>
       </ns0:r>
     </ns0:p>
     <ns0:p>
@@ -499,7 +499,7 @@
         <ns0:pStyle ns0:val="Normal"/>
       </ns0:pPr>
       <ns0:r>
-        <ns0:t xml:space="preserve">原论文已建立：CSVC 依据给定属性因果图优化黑盒视频编辑提示。</ns0:t>
+        <ns0:t xml:space="preserve">原论文已建立：给定属性因果图指导黑盒提示优化，检查目标改变、保持与时序质量。</ns0:t>
       </ns0:r>
     </ns0:p>
     <ns0:p>
@@ -515,7 +515,7 @@
         <ns0:pStyle ns0:val="Normal"/>
       </ns0:pPr>
       <ns0:r>
-        <ns0:t xml:space="preserve">仍缺什么证据：依赖先验图，主要为人脸属性；不能外推真实操作机制已被识别。</ns0:t>
+        <ns0:t xml:space="preserve">仍缺什么证据：主要是人脸属性及先验图；不能外推为未知真实操作机制的识别。</ns0:t>
       </ns0:r>
     </ns0:p>
     <ns0:p>
@@ -561,23 +561,23 @@
         <ns0:pStyle ns0:val="Normal"/>
       </ns0:pPr>
       <ns0:r>
-        <ns0:t xml:space="preserve">原论文已建立：What-If World 通过仅改一个物理条件的提示对检查结果差异和共享环境。</ns0:t>
-      </ns0:r>
-    </ns0:p>
-    <ns0:p>
-      <ns0:pPr>
-        <ns0:pStyle ns0:val="Normal"/>
-      </ns0:pPr>
-      <ns0:r>
-        <ns0:t xml:space="preserve">如何支撑 XR：借用成对干预及环境保持的评测结构。</ns0:t>
-      </ns0:r>
-    </ns0:p>
-    <ns0:p>
-      <ns0:pPr>
-        <ns0:pStyle ns0:val="Normal"/>
-      </ns0:pPr>
-      <ns0:r>
-        <ns0:t xml:space="preserve">仍缺什么证据：是评测，不是训练算法；仍需 XR 操作状态真值和人类学习指标。</ns0:t>
+        <ns0:t xml:space="preserve">原论文已建立：单条件变化的提示对同时检查后果差异与共享环境，补足逐视频评测。</ns0:t>
+      </ns0:r>
+    </ns0:p>
+    <ns0:p>
+      <ns0:pPr>
+        <ns0:pStyle ns0:val="Normal"/>
+      </ns0:pPr>
+      <ns0:r>
+        <ns0:t xml:space="preserve">如何支撑 XR：借成对协议加入操作状态真值、无关干预和机制组合留出。</ns0:t>
+      </ns0:r>
+    </ns0:p>
+    <ns0:p>
+      <ns0:pPr>
+        <ns0:pStyle ns0:val="Normal"/>
+      </ns0:pPr>
+      <ns0:r>
+        <ns0:t xml:space="preserve">仍缺什么证据：贡献是评测；XR 操作真值与教学迁移需新增数据和实验。</ns0:t>
       </ns0:r>
     </ns0:p>
     <ns0:p>
@@ -623,23 +623,23 @@
         <ns0:pStyle ns0:val="Normal"/>
       </ns0:pPr>
       <ns0:r>
-        <ns0:t xml:space="preserve">原论文已建立：CounterVid 合成动作与时序偏好对，并以 MixDPO 改善 VLM 理解。</ns0:t>
-      </ns0:r>
-    </ns0:p>
-    <ns0:p>
-      <ns0:pPr>
-        <ns0:pStyle ns0:val="Normal"/>
-      </ns0:pPr>
-      <ns0:r>
-        <ns0:t xml:space="preserve">如何支撑 XR：可生成接近但错误的操作负例，训练诊断器或验证器。</ns0:t>
-      </ns0:r>
-    </ns0:p>
-    <ns0:p>
-      <ns0:pPr>
-        <ns0:pStyle ns0:val="Normal"/>
-      </ns0:pPr>
-      <ns0:r>
-        <ns0:t xml:space="preserve">仍缺什么证据：MixDPO 的理解收益不能当作视频生成器的因果能力；需排除合成伪迹。</ns0:t>
+        <ns0:t xml:space="preserve">原论文已建立：合成动作／时序硬负例，并以 MixDPO 的文本和视觉偏好训练改善理解。</ns0:t>
+      </ns0:r>
+    </ns0:p>
+    <ns0:p>
+      <ns0:pPr>
+        <ns0:pStyle ns0:val="Normal"/>
+      </ns0:pPr>
+      <ns0:r>
+        <ns0:t xml:space="preserve">如何支撑 XR：先用于状态／动作验证器，再测试反馈能否改善生成。</ns0:t>
+      </ns0:r>
+    </ns0:p>
+    <ns0:p>
+      <ns0:pPr>
+        <ns0:pStyle ns0:val="Normal"/>
+      </ns0:pPr>
+      <ns0:r>
+        <ns0:t xml:space="preserve">仍缺什么证据：需跨生成器检查合成伪迹；理解提升不能直接记作生成器的因果能力。</ns0:t>
       </ns0:r>
     </ns0:p>
     <ns0:p>
@@ -685,23 +685,23 @@
         <ns0:pStyle ns0:val="Normal"/>
       </ns0:pPr>
       <ns0:r>
-        <ns0:t xml:space="preserve">原论文已建立：IVRE 允许干预对象组合并根据反馈更新机制假设。</ns0:t>
-      </ns0:r>
-    </ns0:p>
-    <ns0:p>
-      <ns0:pPr>
-        <ns0:pStyle ns0:val="Normal"/>
-      </ns0:pPr>
-      <ns0:r>
-        <ns0:t xml:space="preserve">如何支撑 XR：为隐藏机制、主动实验和证据更新提供可控任务设计。</ns0:t>
-      </ns0:r>
-    </ns0:p>
-    <ns0:p>
-      <ns0:pPr>
-        <ns0:pStyle ns0:val="Normal"/>
-      </ns0:pPr>
-      <ns0:r>
-        <ns0:t xml:space="preserve">仍缺什么证据：OR 机制与简化动作空间有限；没有完整 XR 教学闭环。</ns0:t>
+        <ns0:t xml:space="preserve">原论文已建立：可干预环境允许根据反馈更新机制假设，并对照符号与视觉观测。</ns0:t>
+      </ns0:r>
+    </ns0:p>
+    <ns0:p>
+      <ns0:pPr>
+        <ns0:pStyle ns0:val="Normal"/>
+      </ns0:pPr>
+      <ns0:r>
+        <ns0:t xml:space="preserve">如何支撑 XR：借鉴隐藏机制、主动实验及感知／推断误差分离的任务设计。</ns0:t>
+      </ns0:r>
+    </ns0:p>
+    <ns0:p>
+      <ns0:pPr>
+        <ns0:pStyle ns0:val="Normal"/>
+      </ns0:pPr>
+      <ns0:r>
+        <ns0:t xml:space="preserve">仍缺什么证据：简化机制与动作空间限制结论范围；后果视频生成需另建接口。</ns0:t>
       </ns0:r>
     </ns0:p>
     <ns0:p>
@@ -747,23 +747,23 @@
         <ns0:pStyle ns0:val="Normal"/>
       </ns0:pPr>
       <ns0:r>
-        <ns0:t xml:space="preserve">原论文已建立：SimStep 让教师检查和修订概念、情境、学习目标及界面图。</ns0:t>
-      </ns0:r>
-    </ns0:p>
-    <ns0:p>
-      <ns0:pPr>
-        <ns0:pStyle ns0:val="Normal"/>
-      </ns0:pPr>
-      <ns0:r>
-        <ns0:t xml:space="preserve">如何支撑 XR：可作为教师审核状态图与对比教程的交互设计依据。</ns0:t>
-      </ns0:r>
-    </ns0:p>
-    <ns0:p>
-      <ns0:pPr>
-        <ns0:pStyle ns0:val="Normal"/>
-      </ns0:pPr>
-      <ns0:r>
-        <ns0:t xml:space="preserve">仍缺什么证据：教师创作体验不等于学生因果理解或独立迁移。</ns0:t>
+        <ns0:t xml:space="preserve">原论文已建立：任务抽象支持教师审核和修订概念、情境、学习目标及界面。</ns0:t>
+      </ns0:r>
+    </ns0:p>
+    <ns0:p>
+      <ns0:pPr>
+        <ns0:pStyle ns0:val="Normal"/>
+      </ns0:pPr>
+      <ns0:r>
+        <ns0:t xml:space="preserve">如何支撑 XR：用于教师审核动作前提与反事实对照，先评价创作和识错。</ns0:t>
+      </ns0:r>
+    </ns0:p>
+    <ns0:p>
+      <ns0:pPr>
+        <ns0:pStyle ns0:val="Normal"/>
+      </ns0:pPr>
+      <ns0:r>
+        <ns0:t xml:space="preserve">仍缺什么证据：创作贡献已有证据；学生机制理解与无辅助迁移另需教学实验。</ns0:t>
       </ns0:r>
     </ns0:p>
     <ns0:p>
@@ -809,23 +809,23 @@
         <ns0:pStyle ns0:val="Normal"/>
       </ns0:pPr>
       <ns0:r>
-        <ns0:t xml:space="preserve">原论文已建立：ExpertAF 输出技能评论、检索专家示范及生成修正姿态。</ns0:t>
-      </ns0:r>
-    </ns0:p>
-    <ns0:p>
-      <ns0:pPr>
-        <ns0:pStyle ns0:val="Normal"/>
-      </ns0:pPr>
-      <ns0:r>
-        <ns0:t xml:space="preserve">如何支撑 XR：用错误定位与正确动作对照连接生成结果和教学反馈。</ns0:t>
-      </ns0:r>
-    </ns0:p>
-    <ns0:p>
-      <ns0:pPr>
-        <ns0:pStyle ns0:val="Normal"/>
-      </ns0:pPr>
-      <ns0:r>
-        <ns0:t xml:space="preserve">仍缺什么证据：生成的是姿态，示范视频来自检索；不是已验证的反事实视频教学。</ns0:t>
+        <ns0:t xml:space="preserve">原论文已建立：技能反馈结合评论、专家视频检索与修正姿态生成。</ns0:t>
+      </ns0:r>
+    </ns0:p>
+    <ns0:p>
+      <ns0:pPr>
+        <ns0:pStyle ns0:val="Normal"/>
+      </ns0:pPr>
+      <ns0:r>
+        <ns0:t xml:space="preserve">如何支撑 XR：作为错误定位和正确动作对照基线，连接生成结果与教学反馈。</ns0:t>
+      </ns0:r>
+    </ns0:p>
+    <ns0:p>
+      <ns0:pPr>
+        <ns0:pStyle ns0:val="Normal"/>
+      </ns0:pPr>
+      <ns0:r>
+        <ns0:t xml:space="preserve">仍缺什么证据：专家视频来自检索，生成对象为姿态；可见反事实视频和长期学习收益需另验证。</ns0:t>
       </ns0:r>
     </ns0:p>
     <ns0:p>
@@ -863,47 +863,47 @@
         <ns0:pStyle ns0:val="Normal"/>
       </ns0:pPr>
       <ns0:r>
-        <ns0:t xml:space="preserve">带依赖的状态差异与保持约束，比单纯改提示更能在未见操作组合中生成正确后果。</ns0:t>
-      </ns0:r>
-    </ns0:p>
-    <ns0:p>
-      <ns0:pPr>
-        <ns0:pStyle ns0:val="Normal"/>
-      </ns0:pPr>
-      <ns0:r>
-        <ns0:t xml:space="preserve">候选机制：显式分开干预变量、必须传播的状态和不变量；可执行环境提供训练与验证真值。</ns0:t>
-      </ns0:r>
-    </ns0:p>
-    <ns0:p>
-      <ns0:pPr>
-        <ns0:pStyle ns0:val="Normal"/>
-      </ns0:pPr>
-      <ns0:r>
-        <ns0:t xml:space="preserve">实验设计：建议先用 20 个小型装配／开合场景，每个设置正常、遗漏、顺序变化和无关干预四支；按机制组合留出，背景纹理不能泄漏分组。</ns0:t>
-      </ns0:r>
-    </ns0:p>
-    <ns0:p>
-      <ns0:pPr>
-        <ns0:pStyle ns0:val="Normal"/>
-      </ns0:pPr>
-      <ns0:r>
-        <ns0:t xml:space="preserve">必要基线：文本修改后全重生成；mask 局部编辑；VOID/GIVE 支持操作子集的适配；显式仿真；oracle 影响范围上限。</ns0:t>
-      </ns0:r>
-    </ns0:p>
-    <ns0:p>
-      <ns0:pPr>
-        <ns0:pStyle ns0:val="Normal"/>
-      </ns0:pPr>
-      <ns0:r>
-        <ns0:t xml:space="preserve">指标：后果状态正确率、影响范围召回、不变量漂移、未见组合成功、生成开销。</ns0:t>
-      </ns0:r>
-    </ns0:p>
-    <ns0:p>
-      <ns0:pPr>
-        <ns0:pStyle ns0:val="Normal"/>
-      </ns0:pPr>
-      <ns0:r>
-        <ns0:t xml:space="preserve">什么结果会推翻假设：若收益仅在见过的对象删除成立，或 oracle 影响范围仍不能改善视频执行，则不能支持可组合后果建模的假设。</ns0:t>
+        <ns0:t xml:space="preserve">状态变化监督与带依赖的 Δ／Keep 控制，在同骨干、同数据和预算下改善后果视频执行，并可进一步检验未见步骤组合泛化。</ns0:t>
+      </ns0:r>
+    </ns0:p>
+    <ns0:p>
+      <ns0:pPr>
+        <ns0:pStyle ns0:val="Normal"/>
+      </ns0:pPr>
+      <ns0:r>
+        <ns0:t xml:space="preserve">候选机制：把动作前提、直接变化、下游后果与不变量分开；先训练可执行状态接口，再试状态相关的时空关系蒸馏，最后考虑 VANS 式分阶段反馈。上述组合是研究建议，尚未实测。</ns0:t>
+      </ns0:r>
+    </ns0:p>
+    <ns0:p>
+      <ns0:pPr>
+        <ns0:pStyle ns0:val="Normal"/>
+      </ns0:pPr>
+      <ns0:r>
+        <ns0:t xml:space="preserve">实验设计：先用可分叉的装配／开合／支撑短片做诊断；对同一历史设置正常、遗漏、换序、无变化与无关干预。交叉比较真值状态和同格式预测状态；按对象及机制组合留出，并固定骨干、训练量、更新步数和采样预算。</ns0:t>
+      </ns0:r>
+    </ns0:p>
+    <ns0:p>
+      <ns0:pPr>
+        <ns0:pStyle ns0:val="Normal"/>
+      </ns0:pPr>
+      <ns0:r>
+        <ns0:t xml:space="preserve">必要基线：直接改提示；普通 mask 编辑；VOID／GIVE 适用子集；给定仿真轨迹；真值状态上限；普通 VideoREPA 关系蒸馏。消融状态监督、关系对齐、两者组合，以及打乱状态和等信息量文本条件。</ns0:t>
+      </ns0:r>
+    </ns0:p>
+    <ns0:p>
+      <ns0:pPr>
+        <ns0:pStyle ns0:val="Normal"/>
+      </ns0:pPr>
+      <ns0:r>
+        <ns0:t xml:space="preserve">指标：动作前提和直接结果正确率、下游后果召回与顺序、Keep 误改、未见组合成功率、画质及总成本；独立状态真值／人工抽查校验学习式奖励。</ns0:t>
+      </ns0:r>
+    </ns0:p>
+    <ns0:p>
+      <ns0:pPr>
+        <ns0:pStyle ns0:val="Normal"/>
+      </ns0:pPr>
+      <ns0:r>
+        <ns0:t xml:space="preserve">什么结果会推翻假设：真值条件也无增益则状态接口／执行假设缺乏支持；只有真值有效则尚未支持自主推断，但可报告条件执行贡献。若优势来自更强骨干、额外数据、背景捷径或同一评价器偏差，则不能归因于候选机制。</ns0:t>
       </ns0:r>
     </ns0:p>
     <ns0:p>
@@ -3660,6 +3660,241 @@
       </ns0:pPr>
       <ns0:r>
         <ns0:t xml:space="preserve">支撑论文：P036 / P146 / P379 / VG19</ns0:t>
+      </ns0:r>
+    </ns0:p>
+    <ns0:p>
+      <ns0:r>
+        <ns0:t>XR-C · 方法路线与原理参考 · 2026-10-14</ns0:t>
+      </ns0:r>
+    </ns0:p>
+    <ns0:p>
+      <ns0:r>
+        <ns0:t>状态变化监督、结构化控制与生成反馈已构成可借鉴的技术链。应肯定有限任务上的可控生成贡献；通用未知机制推断和多步因果泛化仍需独立验证。XR-C 与可控生成、理解—生成对齐、物理一致性有直接连接。</ns0:t>
+      </ns0:r>
+    </ns0:p>
+    <ns0:p>
+      <ns0:r>
+        <ns0:t>控制表示：文本、动作前提、对象状态、几何、轨迹、Δ／Keep。</ns0:t>
+      </ns0:r>
+    </ns0:p>
+    <ns0:p>
+      <ns0:r>
+        <ns0:t>能力获得：配对训练、状态对比监督、时空关系蒸馏、分阶段生成反馈；内部能力不限于 activation steering。</ns0:t>
+      </ns0:r>
+    </ns0:p>
+    <ns0:p>
+      <ns0:r>
+        <ns0:t>证据验证：给定后果的执行、仅给干预的自主传播、内部机制分析、教学迁移分别报告。</ns0:t>
+      </ns0:r>
+    </ns0:p>
+    <ns0:p>
+      <ns0:r>
+        <ns0:t>候选流程（尚未实测）：同一历史视频＋指定干预 → 对象状态／动作前提／依赖关系 → 必要变化 Δ＋保持约束 Keep＋未定项 → 视频生成／编辑 → 直接结果、下游后果、时序和不变量检查</ns0:t>
+      </ns0:r>
+    </ns0:p>
+    <ns0:p>
+      <ns0:r>
+        <ns0:t>可研究状态接口、训练信号、选择性执行或组合泛化中的具体增量。无需先解决通用因果发现；仅把已有模块叠加、把对象删除改名为事件编辑，不能自动建立方法新意。</ns0:t>
+      </ns0:r>
+    </ns0:p>
+    <ns0:p>
+      <ns0:r>
+        <ns0:t>先给真值状态测执行上限，再用同格式预测状态定位推断误差。测试时给出完整下游状态可支持条件执行贡献；只给一个动作干预并生成未知后果，才进一步考验自主传播。</ns0:t>
+      </ns0:r>
+    </ns0:p>
+    <ns0:p>
+      <ns0:r>
+        <ns0:t>探针能读出某状态，不等于该表征实际控制结果。可借 interchange intervention 在匹配样本间替换候选状态表征，检查预期下游变化及 Keep；迁移到视频模型仍是待验证方案。</ns0:t>
+      </ns0:r>
+    </ns0:p>
+    <ns0:p>
+      <ns0:r>
+        <ns0:t>本次核对任务定位，重点复核三篇方法与消融；未独立复现。以下 6 篇为公开补充参考，不增加 451 条本地论文计数。</ns0:t>
+      </ns0:r>
+    </ns0:p>
+    <ns0:p>
+      <ns0:r>
+        <ns0:t>SCHEMA: State CHangEs MAtter for Procedure Planning in Instructional Videos</ns0:t>
+      </ns0:r>
+    </ns0:p>
+    <ns0:p>
+      <ns0:r>
+        <ns0:t>https://arxiv.org/abs/2403.01599</ns0:t>
+      </ns0:r>
+    </ns0:p>
+    <ns0:p>
+      <ns0:r>
+        <ns0:t>显式表示步骤前后状态，并以视觉—语言对比学习跟踪中间状态，验证于程序规划。</ns0:t>
+      </ns0:r>
+    </ns0:p>
+    <ns0:p>
+      <ns0:r>
+        <ns0:t>设计动作前提—动作—结果接口及状态监督。</ns0:t>
+      </ns0:r>
+    </ns0:p>
+    <ns0:p>
+      <ns0:r>
+        <ns0:t>程序规划结果不直接证明视频生成收益。</ns0:t>
+      </ns0:r>
+    </ns0:p>
+    <ns0:p>
+      <ns0:r>
+        <ns0:t>证据定位：ICLR 2024；摘要、状态表示与跟踪方法</ns0:t>
+      </ns0:r>
+    </ns0:p>
+    <ns0:p>
+      <ns0:r>
+        <ns0:t>VideoREPA: Learning Physics for Video Generation through Relational Alignment with Foundation Models</ns0:t>
+      </ns0:r>
+    </ns0:p>
+    <ns0:p>
+      <ns0:r>
+        <ns0:t>https://arxiv.org/abs/2505.23656</ns0:t>
+      </ns0:r>
+    </ns0:p>
+    <ns0:p>
+      <ns0:r>
+        <ns0:t>用 Token Relation Distillation 对齐视频理解模型与生成器的帧内、跨帧 token 关系，报告物理理解与生成合理性提升。</ns0:t>
+      </ns0:r>
+    </ns0:p>
+    <ns0:p>
+      <ns0:r>
+        <ns0:t>作为理解表征迁移到生成器的直接方法基线，再测试状态／对象关系选择的增量。</ns0:t>
+      </ns0:r>
+    </ns0:p>
+    <ns0:p>
+      <ns0:r>
+        <ns0:t>物理合理性提升不保证因果变量解耦或任意反事实正确；不应把它描述为尚无生成证据的设想。</ns0:t>
+      </ns0:r>
+    </ns0:p>
+    <ns0:p>
+      <ns0:r>
+        <ns0:t>证据定位：§3.2–3.4；§4 评测与消融</ns0:t>
+      </ns0:r>
+    </ns0:p>
+    <ns0:p>
+      <ns0:r>
+        <ns0:t>SARA: Semantically Adaptive Relational Alignment for Video Diffusion Models</ns0:t>
+      </ns0:r>
+    </ns0:p>
+    <ns0:p>
+      <ns0:r>
+        <ns0:t>https://arxiv.org/abs/2605.07800</ns0:t>
+      </ns0:r>
+    </ns0:p>
+    <ns0:p>
+      <ns0:r>
+        <ns0:t>根据文本实体相关性加权关系对齐，将蒸馏集中在相关对象及其与环境的关系。</ns0:t>
+      </ns0:r>
+    </ns0:p>
+    <ns0:p>
+      <ns0:r>
+        <ns0:t>借鉴对象相关的监督分配，再检验状态变化相关关系能否支持选择性后果生成。</ns0:t>
+      </ns0:r>
+    </ns0:p>
+    <ns0:p>
+      <ns0:r>
+        <ns0:t>语义相关不等于因果相关；Δ／Keep 与机制泛化仍需独立实验。</ns0:t>
+      </ns0:r>
+    </ns0:p>
+    <ns0:p>
+      <ns0:r>
+        <ns0:t>证据定位：方法：语义对齐与关系路由；实验</ns0:t>
+      </ns0:r>
+    </ns0:p>
+    <ns0:p>
+      <ns0:r>
+        <ns0:t>CITRIS: Causal Identifiability from Temporal Intervened Sequences</ns0:t>
+      </ns0:r>
+    </ns0:p>
+    <ns0:p>
+      <ns0:r>
+        <ns0:t>https://arxiv.org/abs/2202.03169</ns0:t>
+      </ns0:r>
+    </ns0:p>
+    <ns0:p>
+      <ns0:r>
+        <ns0:t>利用时间图像序列和已知干预目标学习因果变量，并在规定假设下给出可识别性结果。</ns0:t>
+      </ns0:r>
+    </ns0:p>
+    <ns0:p>
+      <ns0:r>
+        <ns0:t>设计干预目标标签，分析状态变量为何可能具有独立控制含义。</ns0:t>
+      </ns0:r>
+    </ns0:p>
+    <ns0:p>
+      <ns0:r>
+        <ns0:t>理论依赖观测和动态过程等假设，实验为受控图像序列；不能直接套用到开放域视频 DiT。</ns0:t>
+      </ns0:r>
+    </ns0:p>
+    <ns0:p>
+      <ns0:r>
+        <ns0:t>证据定位：ICML 2022；模型、可识别性定理与三维实验</ns0:t>
+      </ns0:r>
+    </ns0:p>
+    <ns0:p>
+      <ns0:r>
+        <ns0:t>Causal Abstractions of Neural Networks</ns0:t>
+      </ns0:r>
+    </ns0:p>
+    <ns0:p>
+      <ns0:r>
+        <ns0:t>https://arxiv.org/abs/2106.02997</ns0:t>
+      </ns0:r>
+    </ns0:p>
+    <ns0:p>
+      <ns0:r>
+        <ns0:t>将可解释变量与神经表征对齐，用 interchange intervention 验证表征在输入输出行为中的因果作用。</ns0:t>
+      </ns0:r>
+    </ns0:p>
+    <ns0:p>
+      <ns0:r>
+        <ns0:t>区分状态可读出与状态实际控制后果；设计候选表征替换及不变量检查。</ns0:t>
+      </ns0:r>
+    </ns0:p>
+    <ns0:p>
+      <ns0:r>
+        <ns0:t>原实验为语言推理模型；视频生成迁移及干预有效性需要另做验证。</ns0:t>
+      </ns0:r>
+    </ns0:p>
+    <ns0:p>
+      <ns0:r>
+        <ns0:t>证据定位：NeurIPS 2021；因果抽象、交换干预及 NLI 实验</ns0:t>
+      </ns0:r>
+    </ns0:p>
+    <ns0:p>
+      <ns0:r>
+        <ns0:t>Deep Structural Causal Models for Tractable Counterfactual Inference</ns0:t>
+      </ns0:r>
+    </ns0:p>
+    <ns0:p>
+      <ns0:r>
+        <ns0:t>https://arxiv.org/abs/2006.06485</ns0:t>
+      </ns0:r>
+    </ns0:p>
+    <ns0:p>
+      <ns0:r>
+        <ns0:t>以溯因—干预—预测构造保留个体外生因素的反事实，并在图像任务中验证。</ns0:t>
+      </ns0:r>
+    </ns0:p>
+    <ns0:p>
+      <ns0:r>
+        <ns0:t>明确同一历史／个体的反事实对应，区分环境噪声与生成随机性。</ns0:t>
+      </ns0:r>
+    </ns0:p>
+    <ns0:p>
+      <ns0:r>
+        <ns0:t>需要因果结构与模型假设；同 seed 本身不等于共享真实外生因素，原结果不是视频动力学保证。</ns0:t>
+      </ns0:r>
+    </ns0:p>
+    <ns0:p>
+      <ns0:r>
+        <ns0:t>证据定位：NeurIPS 2020；反事实推断方法与图像实验</ns0:t>
+      </ns0:r>
+    </ns0:p>
+    <ns0:p>
+      <ns0:r>
+        <ns0:t>方法：SCHEMA → State-Change Counterfactuals → GIVE → VANS → VideoREPA／SARA。原理：CITRIS → Causal Abstractions → Deep Structural Causal Models。</ns0:t>
       </ns0:r>
     </ns0:p>
     <ns0:sectPr>
